--- a/reports/تقرير_مستشفى الشهيد الصدر_2026-05-12.docx
+++ b/reports/تقرير_مستشفى الشهيد الصدر_2026-05-12.docx
@@ -59,23 +59,6 @@
       </w:r>
     </w:p>
     <w:p>
-      <w:pPr>
-        <w:jc w:val="both"/>
-        <w:bidi/>
-      </w:pPr>
-      <w:r>
-        <w:rPr>
-          <w:rFonts w:ascii="Times New Roman" w:hAnsi="Times New Roman"/>
-          <w:b/>
-          <w:sz w:val="32"/>
-          <w:rFonts w:ascii="Times New Roman" w:hAnsi="Times New Roman" w:cs="Times New Roman"/>
-          <w:rtl/>
-          <w:bCs/>
-        </w:rPr>
-        <w:t>المعلومات العامة:</w:t>
-      </w:r>
-    </w:p>
-    <w:p>
       <w:r>
         <w:t xml:space="preserve"> </w:t>
       </w:r>
@@ -94,7 +77,7 @@
           <w:rtl/>
           <w:bCs/>
         </w:rPr>
-        <w:t>معلومات عامة</w:t>
+        <w:t>المحور الإداري</w:t>
       </w:r>
     </w:p>
     <w:p>
@@ -111,7 +94,7 @@
           <w:rtl/>
           <w:bCs/>
         </w:rPr>
-        <w:t xml:space="preserve">المدير: </w:t>
+        <w:t xml:space="preserve">السجلات: </w:t>
       </w:r>
       <w:r>
         <w:rPr>
@@ -121,7 +104,83 @@
           <w:rFonts w:ascii="Times New Roman" w:hAnsi="Times New Roman" w:cs="Times New Roman"/>
           <w:rtl/>
         </w:rPr>
-        <w:t>لييبليبل</w:t>
+        <w:t>منتبلمنيتبملنتيبملنت</w:t>
+      </w:r>
+    </w:p>
+    <w:p>
+      <w:pPr>
+        <w:jc w:val="both"/>
+        <w:bidi/>
+      </w:pPr>
+      <w:r>
+        <w:rPr>
+          <w:rFonts w:ascii="Times New Roman" w:hAnsi="Times New Roman"/>
+          <w:b w:val="0"/>
+          <w:sz w:val="24"/>
+          <w:rFonts w:ascii="Times New Roman" w:hAnsi="Times New Roman" w:cs="Times New Roman"/>
+          <w:rtl/>
+        </w:rPr>
+        <w:t>ةوزىبسةيىبوسةىيب</w:t>
+      </w:r>
+    </w:p>
+    <w:p>
+      <w:pPr>
+        <w:jc w:val="both"/>
+        <w:bidi/>
+      </w:pPr>
+      <w:r>
+        <w:rPr>
+          <w:rFonts w:ascii="Times New Roman" w:hAnsi="Times New Roman"/>
+          <w:b w:val="0"/>
+          <w:sz w:val="24"/>
+          <w:rFonts w:ascii="Times New Roman" w:hAnsi="Times New Roman" w:cs="Times New Roman"/>
+          <w:rtl/>
+        </w:rPr>
+        <w:t>إجابة الحقل الثالث</w:t>
+      </w:r>
+    </w:p>
+    <w:p>
+      <w:r>
+        <w:t xml:space="preserve"> </w:t>
+      </w:r>
+    </w:p>
+    <w:p>
+      <w:r>
+        <w:br w:type="page"/>
+      </w:r>
+    </w:p>
+    <w:p>
+      <w:pPr>
+        <w:jc w:val="both"/>
+        <w:bidi/>
+      </w:pPr>
+      <w:r>
+        <w:rPr>
+          <w:rFonts w:ascii="Times New Roman" w:hAnsi="Times New Roman"/>
+          <w:b/>
+          <w:sz w:val="32"/>
+          <w:rFonts w:ascii="Times New Roman" w:hAnsi="Times New Roman" w:cs="Times New Roman"/>
+          <w:rtl/>
+          <w:bCs/>
+        </w:rPr>
+        <w:t>التوصيات:</w:t>
+      </w:r>
+    </w:p>
+    <w:p>
+      <w:pPr>
+        <w:jc w:val="both"/>
+        <w:bidi/>
+      </w:pPr>
+      <w:r>
+        <w:rPr>
+          <w:rFonts w:ascii="Times New Roman" w:hAnsi="Times New Roman"/>
+          <w:b/>
+          <w:sz w:val="28"/>
+          <w:rFonts w:ascii="Times New Roman" w:hAnsi="Times New Roman" w:cs="Times New Roman"/>
+          <w:rtl/>
+          <w:bCs/>
+        </w:rPr>
+        <w:t>أ/</w:t>
       </w:r>
     </w:p>
     <w:p>
@@ -138,7 +197,7 @@
           <w:rtl/>
           <w:bCs/>
         </w:rPr>
-        <w:t xml:space="preserve">الرديف: </w:t>
+        <w:t xml:space="preserve">1. </w:t>
       </w:r>
       <w:r>
         <w:rPr>
@@ -148,7 +207,83 @@
           <w:rFonts w:ascii="Times New Roman" w:hAnsi="Times New Roman" w:cs="Times New Roman"/>
           <w:rtl/>
         </w:rPr>
-        <w:t>بليبل</w:t>
+        <w:t>توصية أولى</w:t>
+      </w:r>
+    </w:p>
+    <w:p>
+      <w:pPr>
+        <w:jc w:val="both"/>
+        <w:bidi/>
+      </w:pPr>
+      <w:r>
+        <w:rPr>
+          <w:rFonts w:ascii="Times New Roman" w:hAnsi="Times New Roman"/>
+          <w:b/>
+          <w:sz w:val="24"/>
+          <w:rFonts w:ascii="Times New Roman" w:hAnsi="Times New Roman" w:cs="Times New Roman"/>
+          <w:rtl/>
+          <w:bCs/>
+        </w:rPr>
+        <w:t xml:space="preserve">2. </w:t>
+      </w:r>
+      <w:r>
+        <w:rPr>
+          <w:rFonts w:ascii="Times New Roman" w:hAnsi="Times New Roman"/>
+          <w:b w:val="0"/>
+          <w:sz w:val="24"/>
+          <w:rFonts w:ascii="Times New Roman" w:hAnsi="Times New Roman" w:cs="Times New Roman"/>
+          <w:rtl/>
+        </w:rPr>
+        <w:t>توصية ثانية</w:t>
+      </w:r>
+    </w:p>
+    <w:p>
+      <w:r>
+        <w:t xml:space="preserve"> </w:t>
+      </w:r>
+    </w:p>
+    <w:p>
+      <w:pPr>
+        <w:jc w:val="both"/>
+        <w:bidi/>
+      </w:pPr>
+      <w:r>
+        <w:rPr>
+          <w:rFonts w:ascii="Times New Roman" w:hAnsi="Times New Roman"/>
+          <w:b/>
+          <w:sz w:val="28"/>
+          <w:rFonts w:ascii="Times New Roman" w:hAnsi="Times New Roman" w:cs="Times New Roman"/>
+          <w:rtl/>
+          <w:bCs/>
+        </w:rPr>
+        <w:t>ب/</w:t>
+      </w:r>
+    </w:p>
+    <w:p>
+      <w:pPr>
+        <w:jc w:val="both"/>
+        <w:bidi/>
+      </w:pPr>
+      <w:r>
+        <w:rPr>
+          <w:rFonts w:ascii="Times New Roman" w:hAnsi="Times New Roman"/>
+          <w:b/>
+          <w:sz w:val="24"/>
+          <w:rFonts w:ascii="Times New Roman" w:hAnsi="Times New Roman" w:cs="Times New Roman"/>
+          <w:rtl/>
+          <w:bCs/>
+        </w:rPr>
+        <w:t xml:space="preserve">1. </w:t>
+      </w:r>
+      <w:r>
+        <w:rPr>
+          <w:rFonts w:ascii="Times New Roman" w:hAnsi="Times New Roman"/>
+          <w:b w:val="0"/>
+          <w:sz w:val="24"/>
+          <w:rFonts w:ascii="Times New Roman" w:hAnsi="Times New Roman" w:cs="Times New Roman"/>
+          <w:rtl/>
+        </w:rPr>
+        <w:t>توصية رابعة</w:t>
       </w:r>
     </w:p>
     <w:p>
